--- a/Templates/order_water_reply.docx
+++ b/Templates/order_water_reply.docx
@@ -603,20 +603,13 @@
         <w:jc w:val="both"/>
         <w:rPr>
           <w:rFonts w:ascii="Bookman Old Style" w:hAnsi="Bookman Old Style" w:cs="Arial"/>
-          <w:b/>
-        </w:rPr>
-      </w:pPr>
-      <w:r>
-        <w:rPr>
-          <w:rFonts w:ascii="Bookman Old Style" w:hAnsi="Bookman Old Style" w:cs="Arial"/>
-        </w:rPr>
-        <w:t xml:space="preserve">For consideration before the Board is the pollution case of Respondent docketed as </w:t>
-      </w:r>
-      <w:r>
-        <w:rPr>
-          <w:rFonts w:ascii="Bookman Old Style" w:hAnsi="Bookman Old Style" w:cs="Arial"/>
-        </w:rPr>
-        <w:t xml:space="preserve">DENR-PAB CASE NO. NCR </w:t>
+        </w:rPr>
+      </w:pPr>
+      <w:r>
+        <w:rPr>
+          <w:rFonts w:ascii="Bookman Old Style" w:hAnsi="Bookman Old Style" w:cs="Arial"/>
+        </w:rPr>
+        <w:t xml:space="preserve">For consideration before the Board is the pollution case of Respondent docketed as DENR-PAB CASE NO. NCR </w:t>
       </w:r>
       <w:r>
         <w:rPr>
@@ -654,13 +647,7 @@
         <w:rPr>
           <w:rFonts w:ascii="Bookman Old Style" w:hAnsi="Bookman Old Style" w:cs="Arial"/>
         </w:rPr>
-        <w:t>W</w:t>
-      </w:r>
-      <w:r>
-        <w:rPr>
-          <w:rFonts w:ascii="Bookman Old Style" w:hAnsi="Bookman Old Style" w:cs="Arial"/>
-        </w:rPr>
-        <w:t>.</w:t>
+        <w:t>W.</w:t>
       </w:r>
     </w:p>
     <w:p>
@@ -676,7 +663,6 @@
         <w:jc w:val="both"/>
         <w:rPr>
           <w:rFonts w:ascii="Bookman Old Style" w:hAnsi="Bookman Old Style" w:cs="Arial"/>
-          <w:bCs/>
           <w:iCs/>
         </w:rPr>
       </w:pPr>
@@ -696,25 +682,7 @@
         <w:rPr>
           <w:rFonts w:ascii="Bookman Old Style" w:hAnsi="Bookman Old Style" w:cs="Arial"/>
         </w:rPr>
-        <w:t xml:space="preserve"> based on the inspection conducted by the </w:t>
-      </w:r>
-      <w:r>
-        <w:rPr>
-          <w:rFonts w:ascii="Bookman Old Style" w:hAnsi="Bookman Old Style" w:cs="Arial"/>
-        </w:rPr>
-        <w:t xml:space="preserve">technical </w:t>
-      </w:r>
-      <w:r>
-        <w:rPr>
-          <w:rFonts w:ascii="Bookman Old Style" w:hAnsi="Bookman Old Style" w:cs="Arial"/>
-        </w:rPr>
-        <w:t xml:space="preserve">personnel of </w:t>
-      </w:r>
-      <w:r>
-        <w:rPr>
-          <w:rFonts w:ascii="Bookman Old Style" w:hAnsi="Bookman Old Style" w:cs="Arial"/>
-        </w:rPr>
-        <w:t>this Office</w:t>
+        <w:t xml:space="preserve"> based on the inspection conducted by the technical personnel of this Office</w:t>
       </w:r>
       <w:r>
         <w:rPr>
@@ -746,76 +714,57 @@
         <w:rPr>
           <w:rFonts w:ascii="Bookman Old Style" w:hAnsi="Bookman Old Style" w:cs="Arial"/>
         </w:rPr>
-        <w:t xml:space="preserve">, Respondent </w:t>
-      </w:r>
-      <w:r>
-        <w:rPr>
-          <w:rFonts w:ascii="Bookman Old Style" w:hAnsi="Bookman Old Style" w:cs="Arial"/>
-        </w:rPr>
-        <w:t>is</w:t>
-      </w:r>
-      <w:r>
-        <w:rPr>
-          <w:rFonts w:ascii="Bookman Old Style" w:hAnsi="Bookman Old Style" w:cs="Arial"/>
+        <w:t xml:space="preserve">, Respondent is </w:t>
+      </w:r>
+      <w:r>
+        <w:rPr>
+          <w:rFonts w:ascii="Bookman Old Style" w:hAnsi="Bookman Old Style" w:cs="Arial"/>
+          <w:iCs/>
+        </w:rPr>
+        <w:t xml:space="preserve">{% for v in </w:t>
+      </w:r>
+      <w:r>
+        <w:rPr>
+          <w:rFonts w:ascii="Bookman Old Style" w:hAnsi="Bookman Old Style" w:cs="Arial"/>
+          <w:iCs/>
+        </w:rPr>
+        <w:t>findings</w:t>
+      </w:r>
+      <w:r>
+        <w:rPr>
+          <w:rFonts w:ascii="Bookman Old Style" w:hAnsi="Bookman Old Style" w:cs="Arial"/>
+          <w:iCs/>
         </w:rPr>
         <w:t xml:space="preserve"> </w:t>
       </w:r>
-      <w:r>
-        <w:rPr>
-          <w:rFonts w:ascii="Bookman Old Style" w:hAnsi="Bookman Old Style" w:cs="Arial"/>
-          <w:bCs/>
+      <w:proofErr w:type="gramStart"/>
+      <w:r>
+        <w:rPr>
+          <w:rFonts w:ascii="Bookman Old Style" w:hAnsi="Bookman Old Style" w:cs="Arial"/>
           <w:iCs/>
         </w:rPr>
-        <w:t xml:space="preserve">{% for v in </w:t>
-      </w:r>
-      <w:r>
-        <w:rPr>
-          <w:rFonts w:ascii="Bookman Old Style" w:hAnsi="Bookman Old Style" w:cs="Arial"/>
-          <w:bCs/>
+        <w:t>%}{</w:t>
+      </w:r>
+      <w:proofErr w:type="gramEnd"/>
+      <w:r>
+        <w:rPr>
+          <w:rFonts w:ascii="Bookman Old Style" w:hAnsi="Bookman Old Style" w:cs="Arial"/>
           <w:iCs/>
         </w:rPr>
-        <w:t>findings</w:t>
-      </w:r>
-      <w:r>
-        <w:rPr>
-          <w:rFonts w:ascii="Bookman Old Style" w:hAnsi="Bookman Old Style" w:cs="Arial"/>
-          <w:bCs/>
+        <w:t xml:space="preserve">{ v }} {% </w:t>
+      </w:r>
+      <w:proofErr w:type="spellStart"/>
+      <w:r>
+        <w:rPr>
+          <w:rFonts w:ascii="Bookman Old Style" w:hAnsi="Bookman Old Style" w:cs="Arial"/>
           <w:iCs/>
         </w:rPr>
-        <w:t xml:space="preserve"> </w:t>
-      </w:r>
-      <w:proofErr w:type="gramStart"/>
-      <w:r>
-        <w:rPr>
-          <w:rFonts w:ascii="Bookman Old Style" w:hAnsi="Bookman Old Style" w:cs="Arial"/>
-          <w:bCs/>
-          <w:iCs/>
-        </w:rPr>
-        <w:t>%}{</w:t>
-      </w:r>
-      <w:proofErr w:type="gramEnd"/>
-      <w:r>
-        <w:rPr>
-          <w:rFonts w:ascii="Bookman Old Style" w:hAnsi="Bookman Old Style" w:cs="Arial"/>
-          <w:bCs/>
-          <w:iCs/>
-        </w:rPr>
-        <w:t xml:space="preserve">{ v }} {% </w:t>
-      </w:r>
-      <w:proofErr w:type="spellStart"/>
-      <w:r>
-        <w:rPr>
-          <w:rFonts w:ascii="Bookman Old Style" w:hAnsi="Bookman Old Style" w:cs="Arial"/>
-          <w:bCs/>
-          <w:iCs/>
-        </w:rPr>
         <w:t>endfor</w:t>
       </w:r>
       <w:proofErr w:type="spellEnd"/>
       <w:r>
         <w:rPr>
           <w:rFonts w:ascii="Bookman Old Style" w:hAnsi="Bookman Old Style" w:cs="Arial"/>
-          <w:bCs/>
           <w:iCs/>
         </w:rPr>
         <w:t xml:space="preserve"> %}</w:t>
@@ -848,8 +797,6 @@
       <w:r>
         <w:rPr>
           <w:rFonts w:ascii="Bookman Old Style" w:hAnsi="Bookman Old Style" w:cs="Arial"/>
-          <w:b/>
-          <w:bCs/>
         </w:rPr>
         <w:t>{{</w:t>
       </w:r>
@@ -877,25 +824,7 @@
         <w:rPr>
           <w:rFonts w:ascii="Bookman Old Style" w:hAnsi="Bookman Old Style" w:cs="Arial"/>
         </w:rPr>
-        <w:t>and</w:t>
-      </w:r>
-      <w:r>
-        <w:rPr>
-          <w:rFonts w:ascii="Bookman Old Style" w:hAnsi="Bookman Old Style" w:cs="Arial"/>
-        </w:rPr>
-        <w:t xml:space="preserve"> </w:t>
-      </w:r>
-      <w:r>
-        <w:rPr>
-          <w:rFonts w:ascii="Bookman Old Style" w:hAnsi="Bookman Old Style" w:cs="Arial"/>
-        </w:rPr>
-        <w:t xml:space="preserve">Respondent </w:t>
-      </w:r>
-      <w:r>
-        <w:rPr>
-          <w:rFonts w:ascii="Bookman Old Style" w:hAnsi="Bookman Old Style" w:cs="Arial"/>
-        </w:rPr>
-        <w:t xml:space="preserve">was given an opportunity to explain why it should not be penalized under the law. </w:t>
+        <w:t xml:space="preserve">and Respondent was given an opportunity to explain why it should not be penalized under the law. </w:t>
       </w:r>
     </w:p>
     <w:p>
@@ -925,8 +854,6 @@
       <w:r>
         <w:rPr>
           <w:rFonts w:ascii="Bookman Old Style" w:hAnsi="Bookman Old Style" w:cs="Arial"/>
-          <w:b/>
-          <w:bCs/>
         </w:rPr>
         <w:t>[</w:t>
       </w:r>
@@ -934,8 +861,6 @@
       <w:r>
         <w:rPr>
           <w:rFonts w:ascii="Bookman Old Style" w:hAnsi="Bookman Old Style" w:cs="Arial"/>
-          <w:b/>
-          <w:bCs/>
         </w:rPr>
         <w:t>date_of_reply</w:t>
       </w:r>
@@ -943,8 +868,6 @@
       <w:r>
         <w:rPr>
           <w:rFonts w:ascii="Bookman Old Style" w:hAnsi="Bookman Old Style" w:cs="Arial"/>
-          <w:b/>
-          <w:bCs/>
         </w:rPr>
         <w:t>]</w:t>
       </w:r>
